--- a/manuscript/革新ビジネスアワード2026_二次審査準備ノート.docx
+++ b/manuscript/革新ビジネスアワード2026_二次審査準備ノート.docx
@@ -1147,7 +1147,436 @@
           <w:sz w:val="28"/>
           <w:szCs w:val="28"/>
         </w:rPr>
-        <w:t xml:space="preserve">3. 当日の進行に向けて</w:t>
+        <w:t xml:space="preserve">3. 当日の進行に向けて（Zoom60分）</w:t>
+      </w:r>
+    </w:p>
+    <w:p>
+      <w:pPr>
+        <w:spacing w:after="120" w:line="330"/>
+      </w:pPr>
+      <w:r>
+        <w:rPr>
+          <w:rFonts w:ascii="游ゴシック" w:cs="游ゴシック" w:eastAsia="游ゴシック" w:hAnsi="游ゴシック"/>
+          <w:sz w:val="21"/>
+          <w:szCs w:val="21"/>
+        </w:rPr>
+        <w:t xml:space="preserve">60分は一問一答で終わる尺ではなく、かなり深掘りされる前提で準備した方がよい長さです。想定される構成イメージ：</w:t>
+      </w:r>
+    </w:p>
+    <w:tbl>
+      <w:tblPr>
+        <w:tblW w:type="dxa" w:w="9350"/>
+        <w:tblBorders>
+          <w:top w:val="single" w:color="auto" w:sz="4"/>
+          <w:left w:val="single" w:color="auto" w:sz="4"/>
+          <w:bottom w:val="single" w:color="auto" w:sz="4"/>
+          <w:right w:val="single" w:color="auto" w:sz="4"/>
+          <w:insideH w:val="single" w:color="auto" w:sz="4"/>
+          <w:insideV w:val="single" w:color="auto" w:sz="4"/>
+        </w:tblBorders>
+      </w:tblPr>
+      <w:tblGrid>
+        <w:gridCol w:w="1600"/>
+        <w:gridCol w:w="3200"/>
+        <w:gridCol w:w="4550"/>
+      </w:tblGrid>
+      <w:tr>
+        <w:tc>
+          <w:tcPr>
+            <w:tcW w:type="dxa" w:w="1600"/>
+            <w:shd w:fill="2E5395" w:val="clear"/>
+          </w:tcPr>
+          <w:p>
+            <w:r>
+              <w:rPr>
+                <w:rFonts w:ascii="游ゴシック" w:cs="游ゴシック" w:eastAsia="游ゴシック" w:hAnsi="游ゴシック"/>
+                <w:b/>
+                <w:bCs/>
+                <w:color w:val="FFFFFF"/>
+                <w:sz w:val="20"/>
+                <w:szCs w:val="20"/>
+              </w:rPr>
+              <w:t xml:space="preserve">時間</w:t>
+            </w:r>
+          </w:p>
+        </w:tc>
+        <w:tc>
+          <w:tcPr>
+            <w:tcW w:type="dxa" w:w="3200"/>
+            <w:shd w:fill="2E5395" w:val="clear"/>
+          </w:tcPr>
+          <w:p>
+            <w:r>
+              <w:rPr>
+                <w:rFonts w:ascii="游ゴシック" w:cs="游ゴシック" w:eastAsia="游ゴシック" w:hAnsi="游ゴシック"/>
+                <w:b/>
+                <w:bCs/>
+                <w:color w:val="FFFFFF"/>
+                <w:sz w:val="20"/>
+                <w:szCs w:val="20"/>
+              </w:rPr>
+              <w:t xml:space="preserve">内容</w:t>
+            </w:r>
+          </w:p>
+        </w:tc>
+        <w:tc>
+          <w:tcPr>
+            <w:tcW w:type="dxa" w:w="4550"/>
+            <w:shd w:fill="2E5395" w:val="clear"/>
+          </w:tcPr>
+          <w:p>
+            <w:r>
+              <w:rPr>
+                <w:rFonts w:ascii="游ゴシック" w:cs="游ゴシック" w:eastAsia="游ゴシック" w:hAnsi="游ゴシック"/>
+                <w:b/>
+                <w:bCs/>
+                <w:color w:val="FFFFFF"/>
+                <w:sz w:val="20"/>
+                <w:szCs w:val="20"/>
+              </w:rPr>
+              <w:t xml:space="preserve">準備のポイント</w:t>
+            </w:r>
+          </w:p>
+        </w:tc>
+      </w:tr>
+      <w:tr>
+        <w:tc>
+          <w:tcPr>
+            <w:tcW w:type="dxa" w:w="1600"/>
+          </w:tcPr>
+          <w:p>
+            <w:r>
+              <w:rPr>
+                <w:rFonts w:ascii="游ゴシック" w:cs="游ゴシック" w:eastAsia="游ゴシック" w:hAnsi="游ゴシック"/>
+                <w:b w:val="false"/>
+                <w:bCs w:val="false"/>
+                <w:color w:val="000000"/>
+                <w:sz w:val="20"/>
+                <w:szCs w:val="20"/>
+              </w:rPr>
+              <w:t xml:space="preserve">0〜5分</w:t>
+            </w:r>
+          </w:p>
+        </w:tc>
+        <w:tc>
+          <w:tcPr>
+            <w:tcW w:type="dxa" w:w="3200"/>
+          </w:tcPr>
+          <w:p>
+            <w:r>
+              <w:rPr>
+                <w:rFonts w:ascii="游ゴシック" w:cs="游ゴシック" w:eastAsia="游ゴシック" w:hAnsi="游ゴシック"/>
+                <w:b w:val="false"/>
+                <w:bCs w:val="false"/>
+                <w:color w:val="000000"/>
+                <w:sz w:val="20"/>
+                <w:szCs w:val="20"/>
+              </w:rPr>
+              <w:t xml:space="preserve">挨拶・自己紹介</w:t>
+            </w:r>
+          </w:p>
+        </w:tc>
+        <w:tc>
+          <w:tcPr>
+            <w:tcW w:type="dxa" w:w="4550"/>
+          </w:tcPr>
+          <w:p>
+            <w:r>
+              <w:rPr>
+                <w:rFonts w:ascii="游ゴシック" w:cs="游ゴシック" w:eastAsia="游ゴシック" w:hAnsi="游ゴシック"/>
+                <w:b w:val="false"/>
+                <w:bCs w:val="false"/>
+                <w:color w:val="000000"/>
+                <w:sz w:val="20"/>
+                <w:szCs w:val="20"/>
+              </w:rPr>
+              <w:t xml:space="preserve">経歴（金融20年→相続）と「なぜこの事業か」を1〜2分で簡潔に</w:t>
+            </w:r>
+          </w:p>
+        </w:tc>
+      </w:tr>
+      <w:tr>
+        <w:tc>
+          <w:tcPr>
+            <w:tcW w:type="dxa" w:w="1600"/>
+          </w:tcPr>
+          <w:p>
+            <w:r>
+              <w:rPr>
+                <w:rFonts w:ascii="游ゴシック" w:cs="游ゴシック" w:eastAsia="游ゴシック" w:hAnsi="游ゴシック"/>
+                <w:b w:val="false"/>
+                <w:bCs w:val="false"/>
+                <w:color w:val="000000"/>
+                <w:sz w:val="20"/>
+                <w:szCs w:val="20"/>
+              </w:rPr>
+              <w:t xml:space="preserve">5〜15分</w:t>
+            </w:r>
+          </w:p>
+        </w:tc>
+        <w:tc>
+          <w:tcPr>
+            <w:tcW w:type="dxa" w:w="3200"/>
+          </w:tcPr>
+          <w:p>
+            <w:r>
+              <w:rPr>
+                <w:rFonts w:ascii="游ゴシック" w:cs="游ゴシック" w:eastAsia="游ゴシック" w:hAnsi="游ゴシック"/>
+                <w:b w:val="false"/>
+                <w:bCs w:val="false"/>
+                <w:color w:val="000000"/>
+                <w:sz w:val="20"/>
+                <w:szCs w:val="20"/>
+              </w:rPr>
+              <w:t xml:space="preserve">事業プレゼン（求められた場合）</w:t>
+            </w:r>
+          </w:p>
+        </w:tc>
+        <w:tc>
+          <w:tcPr>
+            <w:tcW w:type="dxa" w:w="4550"/>
+          </w:tcPr>
+          <w:p>
+            <w:r>
+              <w:rPr>
+                <w:rFonts w:ascii="游ゴシック" w:cs="游ゴシック" w:eastAsia="游ゴシック" w:hAnsi="游ゴシック"/>
+                <w:b w:val="false"/>
+                <w:bCs w:val="false"/>
+                <w:color w:val="000000"/>
+                <w:sz w:val="20"/>
+                <w:szCs w:val="20"/>
+              </w:rPr>
+              <w:t xml:space="preserve">提出本文の流れ（課題→事業→証明→社会動向→目指す姿）を3〜5分で。資料の画面共有があればここで使う</w:t>
+            </w:r>
+          </w:p>
+        </w:tc>
+      </w:tr>
+      <w:tr>
+        <w:tc>
+          <w:tcPr>
+            <w:tcW w:type="dxa" w:w="1600"/>
+          </w:tcPr>
+          <w:p>
+            <w:r>
+              <w:rPr>
+                <w:rFonts w:ascii="游ゴシック" w:cs="游ゴシック" w:eastAsia="游ゴシック" w:hAnsi="游ゴシック"/>
+                <w:b w:val="false"/>
+                <w:bCs w:val="false"/>
+                <w:color w:val="000000"/>
+                <w:sz w:val="20"/>
+                <w:szCs w:val="20"/>
+              </w:rPr>
+              <w:t xml:space="preserve">15〜50分</w:t>
+            </w:r>
+          </w:p>
+        </w:tc>
+        <w:tc>
+          <w:tcPr>
+            <w:tcW w:type="dxa" w:w="3200"/>
+          </w:tcPr>
+          <w:p>
+            <w:r>
+              <w:rPr>
+                <w:rFonts w:ascii="游ゴシック" w:cs="游ゴシック" w:eastAsia="游ゴシック" w:hAnsi="游ゴシック"/>
+                <w:b w:val="false"/>
+                <w:bCs w:val="false"/>
+                <w:color w:val="000000"/>
+                <w:sz w:val="20"/>
+                <w:szCs w:val="20"/>
+              </w:rPr>
+              <w:t xml:space="preserve">質疑応答（本体）</w:t>
+            </w:r>
+          </w:p>
+        </w:tc>
+        <w:tc>
+          <w:tcPr>
+            <w:tcW w:type="dxa" w:w="4550"/>
+          </w:tcPr>
+          <w:p>
+            <w:r>
+              <w:rPr>
+                <w:rFonts w:ascii="游ゴシック" w:cs="游ゴシック" w:eastAsia="游ゴシック" w:hAnsi="游ゴシック"/>
+                <w:b w:val="false"/>
+                <w:bCs w:val="false"/>
+                <w:color w:val="000000"/>
+                <w:sz w:val="20"/>
+                <w:szCs w:val="20"/>
+              </w:rPr>
+              <w:t xml:space="preserve">想定問答A〜Eが中心。1問30秒〜1分で簡潔に答え、深掘りへの「一段深い回答」も用意</w:t>
+            </w:r>
+          </w:p>
+        </w:tc>
+      </w:tr>
+      <w:tr>
+        <w:tc>
+          <w:tcPr>
+            <w:tcW w:type="dxa" w:w="1600"/>
+          </w:tcPr>
+          <w:p>
+            <w:r>
+              <w:rPr>
+                <w:rFonts w:ascii="游ゴシック" w:cs="游ゴシック" w:eastAsia="游ゴシック" w:hAnsi="游ゴシック"/>
+                <w:b w:val="false"/>
+                <w:bCs w:val="false"/>
+                <w:color w:val="000000"/>
+                <w:sz w:val="20"/>
+                <w:szCs w:val="20"/>
+              </w:rPr>
+              <w:t xml:space="preserve">50〜58分</w:t>
+            </w:r>
+          </w:p>
+        </w:tc>
+        <w:tc>
+          <w:tcPr>
+            <w:tcW w:type="dxa" w:w="3200"/>
+          </w:tcPr>
+          <w:p>
+            <w:r>
+              <w:rPr>
+                <w:rFonts w:ascii="游ゴシック" w:cs="游ゴシック" w:eastAsia="游ゴシック" w:hAnsi="游ゴシック"/>
+                <w:b w:val="false"/>
+                <w:bCs w:val="false"/>
+                <w:color w:val="000000"/>
+                <w:sz w:val="20"/>
+                <w:szCs w:val="20"/>
+              </w:rPr>
+              <w:t xml:space="preserve">追加確認・逆質問の機会</w:t>
+            </w:r>
+          </w:p>
+        </w:tc>
+        <w:tc>
+          <w:tcPr>
+            <w:tcW w:type="dxa" w:w="4550"/>
+          </w:tcPr>
+          <w:p>
+            <w:r>
+              <w:rPr>
+                <w:rFonts w:ascii="游ゴシック" w:cs="游ゴシック" w:eastAsia="游ゴシック" w:hAnsi="游ゴシック"/>
+                <w:b w:val="false"/>
+                <w:bCs w:val="false"/>
+                <w:color w:val="000000"/>
+                <w:sz w:val="20"/>
+                <w:szCs w:val="20"/>
+              </w:rPr>
+              <w:t xml:space="preserve">「今後の支援・連携で期待すること」を一言で言えるように準備</w:t>
+            </w:r>
+          </w:p>
+        </w:tc>
+      </w:tr>
+      <w:tr>
+        <w:tc>
+          <w:tcPr>
+            <w:tcW w:type="dxa" w:w="1600"/>
+          </w:tcPr>
+          <w:p>
+            <w:r>
+              <w:rPr>
+                <w:rFonts w:ascii="游ゴシック" w:cs="游ゴシック" w:eastAsia="游ゴシック" w:hAnsi="游ゴシック"/>
+                <w:b w:val="false"/>
+                <w:bCs w:val="false"/>
+                <w:color w:val="000000"/>
+                <w:sz w:val="20"/>
+                <w:szCs w:val="20"/>
+              </w:rPr>
+              <w:t xml:space="preserve">58〜60分</w:t>
+            </w:r>
+          </w:p>
+        </w:tc>
+        <w:tc>
+          <w:tcPr>
+            <w:tcW w:type="dxa" w:w="3200"/>
+          </w:tcPr>
+          <w:p>
+            <w:r>
+              <w:rPr>
+                <w:rFonts w:ascii="游ゴシック" w:cs="游ゴシック" w:eastAsia="游ゴシック" w:hAnsi="游ゴシック"/>
+                <w:b w:val="false"/>
+                <w:bCs w:val="false"/>
+                <w:color w:val="000000"/>
+                <w:sz w:val="20"/>
+                <w:szCs w:val="20"/>
+              </w:rPr>
+              <w:t xml:space="preserve">クロージング・お礼</w:t>
+            </w:r>
+          </w:p>
+        </w:tc>
+        <w:tc>
+          <w:tcPr>
+            <w:tcW w:type="dxa" w:w="4550"/>
+          </w:tcPr>
+          <w:p>
+            <w:r>
+              <w:rPr>
+                <w:rFonts w:ascii="游ゴシック" w:cs="游ゴシック" w:eastAsia="游ゴシック" w:hAnsi="游ゴシック"/>
+                <w:b w:val="false"/>
+                <w:bCs w:val="false"/>
+                <w:color w:val="000000"/>
+                <w:sz w:val="20"/>
+                <w:szCs w:val="20"/>
+              </w:rPr>
+              <w:t xml:space="preserve">提出文の結び「表彰されることそのものが社会課題への一つの解決策になる」で締める</w:t>
+            </w:r>
+          </w:p>
+        </w:tc>
+      </w:tr>
+    </w:tbl>
+    <w:p>
+      <w:pPr>
+        <w:pStyle w:val="Heading2"/>
+        <w:spacing w:after="120" w:before="280"/>
+      </w:pPr>
+      <w:r>
+        <w:rPr>
+          <w:rFonts w:ascii="游ゴシック" w:cs="游ゴシック" w:eastAsia="游ゴシック" w:hAnsi="游ゴシック"/>
+          <w:b/>
+          <w:bCs/>
+          <w:color w:val="444444"/>
+          <w:sz w:val="24"/>
+          <w:szCs w:val="24"/>
+        </w:rPr>
+        <w:t xml:space="preserve">60分だからこそ意識したいこと</w:t>
+      </w:r>
+    </w:p>
+    <w:p>
+      <w:pPr>
+        <w:spacing w:after="60" w:line="320"/>
+        <w:ind w:left="360"/>
+      </w:pPr>
+      <w:r>
+        <w:rPr>
+          <w:rFonts w:ascii="游ゴシック" w:cs="游ゴシック" w:eastAsia="游ゴシック" w:hAnsi="游ゴシック"/>
+          <w:sz w:val="21"/>
+          <w:szCs w:val="21"/>
+        </w:rPr>
+        <w:t xml:space="preserve">・1問1答で終わらせず、深掘りに備える：各トピックに「もう一段深い補足」を1つずつ用意しておく</w:t>
+      </w:r>
+    </w:p>
+    <w:p>
+      <w:pPr>
+        <w:spacing w:after="60" w:line="320"/>
+        <w:ind w:left="360"/>
+      </w:pPr>
+      <w:r>
+        <w:rPr>
+          <w:rFonts w:ascii="游ゴシック" w:cs="游ゴシック" w:eastAsia="游ゴシック" w:hAnsi="游ゴシック"/>
+          <w:sz w:val="21"/>
+          <w:szCs w:val="21"/>
+        </w:rPr>
+        <w:t xml:space="preserve">・沈黙を恐れない：「一番苦労したことは？」等、じっくり考えさせる質問も来る前提で。正直な経験談の方が響く</w:t>
+      </w:r>
+    </w:p>
+    <w:p>
+      <w:pPr>
+        <w:spacing w:after="60" w:line="320"/>
+        <w:ind w:left="360"/>
+      </w:pPr>
+      <w:r>
+        <w:rPr>
+          <w:rFonts w:ascii="游ゴシック" w:cs="游ゴシック" w:eastAsia="游ゴシック" w:hAnsi="游ゴシック"/>
+          <w:sz w:val="21"/>
+          <w:szCs w:val="21"/>
+        </w:rPr>
+        <w:t xml:space="preserve">・時間が余ったら：チーム体制、資格者・クライアントの声、他の受賞歴やメディア掲載歴も聞かれうる</w:t>
       </w:r>
     </w:p>
     <w:p>

--- a/manuscript/革新ビジネスアワード2026_二次審査準備ノート.docx
+++ b/manuscript/革新ビジネスアワード2026_二次審査準備ノート.docx
@@ -137,6 +137,20 @@
           <w:sz w:val="21"/>
           <w:szCs w:val="21"/>
         </w:rPr>
+        <w:t xml:space="preserve">・売上規模：単体5,000万円、FC全体の繋ぐ相続関連で2億円規模、繋ぐグループ全体で3億円規模</w:t>
+      </w:r>
+    </w:p>
+    <w:p>
+      <w:pPr>
+        <w:spacing w:after="60" w:line="320"/>
+        <w:ind w:left="360"/>
+      </w:pPr>
+      <w:r>
+        <w:rPr>
+          <w:rFonts w:ascii="游ゴシック" w:cs="游ゴシック" w:eastAsia="游ゴシック" w:hAnsi="游ゴシック"/>
+          <w:sz w:val="21"/>
+          <w:szCs w:val="21"/>
+        </w:rPr>
         <w:t xml:space="preserve">・人生の最終段階の医療・ケアについて家族と「話し合ったことがない」約7割（厚労省調査）※要確認</w:t>
       </w:r>
     </w:p>
@@ -152,6 +166,20 @@
           <w:szCs w:val="21"/>
         </w:rPr>
         <w:t xml:space="preserve">・企業導入で介護離職30%減、導入病院でACP実施率80%超、地域セミナー3年で延べ500名以上</w:t>
+      </w:r>
+    </w:p>
+    <w:p>
+      <w:pPr>
+        <w:spacing w:after="60" w:line="320"/>
+        <w:ind w:left="360"/>
+      </w:pPr>
+      <w:r>
+        <w:rPr>
+          <w:rFonts w:ascii="游ゴシック" w:cs="游ゴシック" w:eastAsia="游ゴシック" w:hAnsi="游ゴシック"/>
+          <w:sz w:val="21"/>
+          <w:szCs w:val="21"/>
+        </w:rPr>
+        <w:t xml:space="preserve">・3年後の目標：FC100事業所（過去8年＝実証フェーズ、今後3年＝拡大フェーズ）</w:t>
       </w:r>
     </w:p>
     <w:p>
@@ -181,6 +209,35 @@
           <w:szCs w:val="21"/>
         </w:rPr>
         <w:t xml:space="preserve">「相続は“終わり”の手続きではなく、“心置きなく生ききる”ための準備だと考えています。」</w:t>
+      </w:r>
+    </w:p>
+    <w:p>
+      <w:pPr>
+        <w:spacing w:after="60" w:before="160"/>
+      </w:pPr>
+      <w:r>
+        <w:rPr>
+          <w:rFonts w:ascii="游ゴシック" w:cs="游ゴシック" w:eastAsia="游ゴシック" w:hAnsi="游ゴシック"/>
+          <w:b/>
+          <w:bCs/>
+          <w:color w:val="9C3B00"/>
+          <w:sz w:val="22"/>
+          <w:szCs w:val="22"/>
+        </w:rPr>
+        <w:t xml:space="preserve">もう一つの決め台詞（経営思想）</w:t>
+      </w:r>
+    </w:p>
+    <w:p>
+      <w:pPr>
+        <w:spacing w:after="120" w:line="330"/>
+      </w:pPr>
+      <w:r>
+        <w:rPr>
+          <w:rFonts w:ascii="游ゴシック" w:cs="游ゴシック" w:eastAsia="游ゴシック" w:hAnsi="游ゴシック"/>
+          <w:sz w:val="21"/>
+          <w:szCs w:val="21"/>
+        </w:rPr>
+        <w:t xml:space="preserve">「私たちが目指すのは、金融・士業・福祉など、すべての業種との“競争”ではなく“共存”です。繋ぐグループは、専門家の仕事を奪うのではなく、『生きる準備』の入口を開き、必要な専門家へ橋渡しする結節点でありたいと考えています。」</w:t>
       </w:r>
     </w:p>
     <w:p>
@@ -823,6 +880,467 @@
           <w:szCs w:val="21"/>
         </w:rPr>
         <w:t xml:space="preserve">「8年かけて実証してきた段階から、企業・行政・教育へ広げる段階に入っている」という提出文の文脈をそのまま使えます。</w:t>
+      </w:r>
+    </w:p>
+    <w:p>
+      <w:pPr>
+        <w:pStyle w:val="Heading2"/>
+        <w:spacing w:after="120" w:before="280"/>
+      </w:pPr>
+      <w:r>
+        <w:rPr>
+          <w:rFonts w:ascii="游ゴシック" w:cs="游ゴシック" w:eastAsia="游ゴシック" w:hAnsi="游ゴシック"/>
+          <w:b/>
+          <w:bCs/>
+          <w:color w:val="444444"/>
+          <w:sz w:val="24"/>
+          <w:szCs w:val="24"/>
+        </w:rPr>
+        <w:t xml:space="preserve">F. 売上・収益規模 ― 数字の「見せ方」が重要</w:t>
+      </w:r>
+    </w:p>
+    <w:p>
+      <w:pPr>
+        <w:spacing w:after="120" w:line="330"/>
+      </w:pPr>
+      <w:r>
+        <w:rPr>
+          <w:rFonts w:ascii="游ゴシック" w:cs="游ゴシック" w:eastAsia="游ゴシック" w:hAnsi="游ゴシック"/>
+          <w:sz w:val="21"/>
+          <w:szCs w:val="21"/>
+        </w:rPr>
+        <w:t xml:space="preserve">単体：年商約5,000万円／FC全体の繋ぐ相続関連売上：約2億円規模／繋ぐグループ全体：約3億円規模</w:t>
+      </w:r>
+    </w:p>
+    <w:p>
+      <w:pPr>
+        <w:spacing w:after="60" w:before="160"/>
+      </w:pPr>
+      <w:r>
+        <w:rPr>
+          <w:rFonts w:ascii="游ゴシック" w:cs="游ゴシック" w:eastAsia="游ゴシック" w:hAnsi="游ゴシック"/>
+          <w:b/>
+          <w:bCs/>
+          <w:color w:val="9C3B00"/>
+          <w:sz w:val="22"/>
+          <w:szCs w:val="22"/>
+        </w:rPr>
+        <w:t xml:space="preserve">Q14. 売上規模・利益はどのくらいですか？</w:t>
+      </w:r>
+    </w:p>
+    <w:p>
+      <w:pPr>
+        <w:spacing w:after="120" w:line="330"/>
+      </w:pPr>
+      <w:r>
+        <w:rPr>
+          <w:rFonts w:ascii="游ゴシック" w:cs="游ゴシック" w:eastAsia="游ゴシック" w:hAnsi="游ゴシック"/>
+          <w:sz w:val="21"/>
+          <w:szCs w:val="21"/>
+        </w:rPr>
+        <w:t xml:space="preserve">回答の型：「単体では5,000万円の規模ですが、これは意図的なことです。本体が売上を独占するのではなく、全国の加盟事業者が自律的に事業を営む分散型のネットワークだからです。繋ぐ相続という理念のもとで動く経済圏としては、FC全体で約2億円、グループ全体では約3億円の規模になっています。」</w:t>
+      </w:r>
+    </w:p>
+    <w:p>
+      <w:pPr>
+        <w:spacing w:after="160" w:line="320"/>
+      </w:pPr>
+      <w:r>
+        <w:rPr>
+          <w:rFonts w:ascii="游ゴシック" w:cs="游ゴシック" w:eastAsia="游ゴシック" w:hAnsi="游ゴシック"/>
+          <w:b/>
+          <w:bCs/>
+          <w:color w:val="C00000"/>
+          <w:sz w:val="21"/>
+          <w:szCs w:val="21"/>
+        </w:rPr>
+        <w:t xml:space="preserve">ポイント：単体の5,000万円だけを答えると小さく見える。必ず「なぜ本体の売上が大きくないのか＝分散型・共存型のモデルだから」とセットで説明する。弱みではなく、経営思想と直結する強みとして語る。</w:t>
+      </w:r>
+    </w:p>
+    <w:p>
+      <w:pPr>
+        <w:spacing w:after="60" w:before="160"/>
+      </w:pPr>
+      <w:r>
+        <w:rPr>
+          <w:rFonts w:ascii="游ゴシック" w:cs="游ゴシック" w:eastAsia="游ゴシック" w:hAnsi="游ゴシック"/>
+          <w:b/>
+          <w:bCs/>
+          <w:color w:val="9C3B00"/>
+          <w:sz w:val="22"/>
+          <w:szCs w:val="22"/>
+        </w:rPr>
+        <w:t xml:space="preserve">Q15. 黒字ですか？利益率は？</w:t>
+      </w:r>
+    </w:p>
+    <w:p>
+      <w:pPr>
+        <w:spacing w:after="160" w:line="320"/>
+      </w:pPr>
+      <w:r>
+        <w:rPr>
+          <w:rFonts w:ascii="游ゴシック" w:cs="游ゴシック" w:eastAsia="游ゴシック" w:hAnsi="游ゴシック"/>
+          <w:b/>
+          <w:bCs/>
+          <w:color w:val="C00000"/>
+          <w:sz w:val="21"/>
+          <w:szCs w:val="21"/>
+        </w:rPr>
+        <w:t xml:space="preserve">数値未共有。本番前にご自身で即答できる概算を1つ用意してください。「6期連続増収、2025年12月期は過去最高益」はエントリー本文側にある事実なのでそこは自信を持って。</w:t>
+      </w:r>
+    </w:p>
+    <w:p>
+      <w:pPr>
+        <w:pStyle w:val="Heading2"/>
+        <w:spacing w:after="120" w:before="280"/>
+      </w:pPr>
+      <w:r>
+        <w:rPr>
+          <w:rFonts w:ascii="游ゴシック" w:cs="游ゴシック" w:eastAsia="游ゴシック" w:hAnsi="游ゴシック"/>
+          <w:b/>
+          <w:bCs/>
+          <w:color w:val="444444"/>
+          <w:sz w:val="24"/>
+          <w:szCs w:val="24"/>
+        </w:rPr>
+        <w:t xml:space="preserve">G. 繋ぐノート普及・資格者実績 ― 開示するかどうかの判断</w:t>
+      </w:r>
+    </w:p>
+    <w:p>
+      <w:pPr>
+        <w:spacing w:after="120" w:line="330"/>
+      </w:pPr>
+      <w:r>
+        <w:rPr>
+          <w:rFonts w:ascii="游ゴシック" w:cs="游ゴシック" w:eastAsia="游ゴシック" w:hAnsi="游ゴシック"/>
+          <w:sz w:val="21"/>
+          <w:szCs w:val="21"/>
+        </w:rPr>
+        <w:t xml:space="preserve">繋ぐノート：現在5,000部の普及／繋ぐノートサポートアドバイザー®資格者：2年で現在50名</w:t>
+      </w:r>
+    </w:p>
+    <w:p>
+      <w:pPr>
+        <w:spacing w:after="160" w:line="320"/>
+      </w:pPr>
+      <w:r>
+        <w:rPr>
+          <w:rFonts w:ascii="游ゴシック" w:cs="游ゴシック" w:eastAsia="游ゴシック" w:hAnsi="游ゴシック"/>
+          <w:b/>
+          <w:bCs/>
+          <w:color w:val="C00000"/>
+          <w:sz w:val="21"/>
+          <w:szCs w:val="21"/>
+        </w:rPr>
+        <w:t xml:space="preserve">「数字が少ないイメージを与えるなら公開したくない」とのことですが、コンサルタントとしての意見は「弱みではなく、伝え方次第で強みになる数字」です。</w:t>
+      </w:r>
+    </w:p>
+    <w:p>
+      <w:pPr>
+        <w:spacing w:after="60" w:line="320"/>
+        <w:ind w:left="360"/>
+      </w:pPr>
+      <w:r>
+        <w:rPr>
+          <w:rFonts w:ascii="游ゴシック" w:cs="游ゴシック" w:eastAsia="游ゴシック" w:hAnsi="游ゴシック"/>
+          <w:sz w:val="21"/>
+          <w:szCs w:val="21"/>
+        </w:rPr>
+        <w:t xml:space="preserve">・①直接聞かれるリスク：60分の面談で聞かれる可能性は高い。はぐらかすと他の数字の信憑性も疑われる</w:t>
+      </w:r>
+    </w:p>
+    <w:p>
+      <w:pPr>
+        <w:spacing w:after="60" w:line="320"/>
+        <w:ind w:left="360"/>
+      </w:pPr>
+      <w:r>
+        <w:rPr>
+          <w:rFonts w:ascii="游ゴシック" w:cs="游ゴシック" w:eastAsia="游ゴシック" w:hAnsi="游ゴシック"/>
+          <w:sz w:val="21"/>
+          <w:szCs w:val="21"/>
+        </w:rPr>
+        <w:t xml:space="preserve">・②弱みではない理由：創設2年・eラーニング化2026年という拡大フェーズの入口の数字。広告で一気に増やしたのではなく、医療・行政・企業・教育の現場で信頼関係を積み上げてきた結果</w:t>
+      </w:r>
+    </w:p>
+    <w:p>
+      <w:pPr>
+        <w:spacing w:after="60" w:before="160"/>
+      </w:pPr>
+      <w:r>
+        <w:rPr>
+          <w:rFonts w:ascii="游ゴシック" w:cs="游ゴシック" w:eastAsia="游ゴシック" w:hAnsi="游ゴシック"/>
+          <w:b/>
+          <w:bCs/>
+          <w:color w:val="9C3B00"/>
+          <w:sz w:val="22"/>
+          <w:szCs w:val="22"/>
+        </w:rPr>
+        <w:t xml:space="preserve">③回答の型（推奨：開示してリフレーミング）</w:t>
+      </w:r>
+    </w:p>
+    <w:p>
+      <w:pPr>
+        <w:spacing w:after="120" w:line="330"/>
+      </w:pPr>
+      <w:r>
+        <w:rPr>
+          <w:rFonts w:ascii="游ゴシック" w:cs="游ゴシック" w:eastAsia="游ゴシック" w:hAnsi="游ゴシック"/>
+          <w:sz w:val="21"/>
+          <w:szCs w:val="21"/>
+        </w:rPr>
+        <w:t xml:space="preserve">「繋ぐノートは現在5,000部が普及し、資格者は2年間で50名です。数としてはまだこれからですが、重要なのはスピードではなく、異業種の現場で一人ひとりとの信頼関係を通じて広げてきたことです。2026年からの資格のeラーニング化によって、ここからの3年で本格的な拡大フェーズに入ります。」</w:t>
+      </w:r>
+    </w:p>
+    <w:p>
+      <w:pPr>
+        <w:spacing w:after="120" w:line="330"/>
+      </w:pPr>
+      <w:r>
+        <w:rPr>
+          <w:rFonts w:ascii="游ゴシック" w:cs="游ゴシック" w:eastAsia="游ゴシック" w:hAnsi="游ゴシック"/>
+          <w:sz w:val="21"/>
+          <w:szCs w:val="21"/>
+        </w:rPr>
+        <w:t xml:space="preserve">④代替案：数字を自分から出さず「着実に広がっている」と定性表現に留める。ただし直接聞かれた場合の回答は必ず用意（無回答・はぐらかしは厳禁）。</w:t>
+      </w:r>
+    </w:p>
+    <w:p>
+      <w:pPr>
+        <w:pStyle w:val="Heading2"/>
+        <w:spacing w:after="120" w:before="280"/>
+      </w:pPr>
+      <w:r>
+        <w:rPr>
+          <w:rFonts w:ascii="游ゴシック" w:cs="游ゴシック" w:eastAsia="游ゴシック" w:hAnsi="游ゴシック"/>
+          <w:b/>
+          <w:bCs/>
+          <w:color w:val="444444"/>
+          <w:sz w:val="24"/>
+          <w:szCs w:val="24"/>
+        </w:rPr>
+        <w:t xml:space="preserve">H. 3年後の目標と成長戦略 ― 「8年で50→3年で100」の根拠</w:t>
+      </w:r>
+    </w:p>
+    <w:p>
+      <w:pPr>
+        <w:spacing w:after="60" w:before="160"/>
+      </w:pPr>
+      <w:r>
+        <w:rPr>
+          <w:rFonts w:ascii="游ゴシック" w:cs="游ゴシック" w:eastAsia="游ゴシック" w:hAnsi="游ゴシック"/>
+          <w:b/>
+          <w:bCs/>
+          <w:color w:val="9C3B00"/>
+          <w:sz w:val="22"/>
+          <w:szCs w:val="22"/>
+        </w:rPr>
+        <w:t xml:space="preserve">Q16. 8年で50事業所のペースに対し、3年で倍の100事業所は急激に見えますが根拠は？</w:t>
+      </w:r>
+    </w:p>
+    <w:p>
+      <w:pPr>
+        <w:spacing w:after="120" w:line="330"/>
+      </w:pPr>
+      <w:r>
+        <w:rPr>
+          <w:rFonts w:ascii="游ゴシック" w:cs="游ゴシック" w:eastAsia="游ゴシック" w:hAnsi="游ゴシック"/>
+          <w:sz w:val="21"/>
+          <w:szCs w:val="21"/>
+        </w:rPr>
+        <w:t xml:space="preserve">回答の型：「過去8年は、知名度ゼロから信頼を積み上げる“実証フェーズ”でした。これからの3年は、①資格のeラーニング化で異業種の参入障壁が下がったこと、②厚労省のACP推進という社会的追い風、③企業・行政・教育という新チャネルが開いたこと、という3要因が重なる“拡大フェーズ”です。」</w:t>
+      </w:r>
+    </w:p>
+    <w:p>
+      <w:pPr>
+        <w:spacing w:after="60" w:before="160"/>
+      </w:pPr>
+      <w:r>
+        <w:rPr>
+          <w:rFonts w:ascii="游ゴシック" w:cs="游ゴシック" w:eastAsia="游ゴシック" w:hAnsi="游ゴシック"/>
+          <w:b/>
+          <w:bCs/>
+          <w:color w:val="9C3B00"/>
+          <w:sz w:val="22"/>
+          <w:szCs w:val="22"/>
+        </w:rPr>
+        <w:t xml:space="preserve">Q17. 100事業所に増やす際、質の担保はどうしますか？</w:t>
+      </w:r>
+    </w:p>
+    <w:p>
+      <w:pPr>
+        <w:spacing w:after="120" w:line="330"/>
+      </w:pPr>
+      <w:r>
+        <w:rPr>
+          <w:rFonts w:ascii="游ゴシック" w:cs="游ゴシック" w:eastAsia="游ゴシック" w:hAnsi="游ゴシック"/>
+          <w:sz w:val="21"/>
+          <w:szCs w:val="21"/>
+        </w:rPr>
+        <w:t xml:space="preserve">資格取得を加盟の必須条件にする、研修・継続学習の仕組みがあることを説明。「量を追って質が落ちた」という印象を与えないことが重要です。</w:t>
+      </w:r>
+    </w:p>
+    <w:p>
+      <w:pPr>
+        <w:pStyle w:val="Heading2"/>
+        <w:spacing w:after="120" w:before="280"/>
+      </w:pPr>
+      <w:r>
+        <w:rPr>
+          <w:rFonts w:ascii="游ゴシック" w:cs="游ゴシック" w:eastAsia="游ゴシック" w:hAnsi="游ゴシック"/>
+          <w:b/>
+          <w:bCs/>
+          <w:color w:val="444444"/>
+          <w:sz w:val="24"/>
+          <w:szCs w:val="24"/>
+        </w:rPr>
+        <w:t xml:space="preserve">I. 「競争から共存へ」という経営思想 ― 一番伝えたいメッセージ</w:t>
+      </w:r>
+    </w:p>
+    <w:p>
+      <w:pPr>
+        <w:spacing w:after="160" w:line="320"/>
+      </w:pPr>
+      <w:r>
+        <w:rPr>
+          <w:rFonts w:ascii="游ゴシック" w:cs="游ゴシック" w:eastAsia="游ゴシック" w:hAnsi="游ゴシック"/>
+          <w:b/>
+          <w:bCs/>
+          <w:color w:val="C00000"/>
+          <w:sz w:val="21"/>
+          <w:szCs w:val="21"/>
+        </w:rPr>
+        <w:t xml:space="preserve">質問を待つのではなく、自己紹介やクロージングで自分から語ることを強くおすすめします。</w:t>
+      </w:r>
+    </w:p>
+    <w:p>
+      <w:pPr>
+        <w:spacing w:after="60" w:line="320"/>
+        <w:ind w:left="360"/>
+      </w:pPr>
+      <w:r>
+        <w:rPr>
+          <w:rFonts w:ascii="游ゴシック" w:cs="游ゴシック" w:eastAsia="游ゴシック" w:hAnsi="游ゴシック"/>
+          <w:sz w:val="21"/>
+          <w:szCs w:val="21"/>
+        </w:rPr>
+        <w:t xml:space="preserve">・繋ぐグループが提供するのは「心置きなく生ききる人生」であり、特定業種の仕事を奪うものではない</w:t>
+      </w:r>
+    </w:p>
+    <w:p>
+      <w:pPr>
+        <w:spacing w:after="60" w:line="320"/>
+        <w:ind w:left="360"/>
+      </w:pPr>
+      <w:r>
+        <w:rPr>
+          <w:rFonts w:ascii="游ゴシック" w:cs="游ゴシック" w:eastAsia="游ゴシック" w:hAnsi="游ゴシック"/>
+          <w:sz w:val="21"/>
+          <w:szCs w:val="21"/>
+        </w:rPr>
+        <w:t xml:space="preserve">・士業は法務・税務、金融機関は資産運用、福祉・介護は生活支援の専門家として、それぞれの強みを活かしてもらう</w:t>
+      </w:r>
+    </w:p>
+    <w:p>
+      <w:pPr>
+        <w:spacing w:after="60" w:line="320"/>
+        <w:ind w:left="360"/>
+      </w:pPr>
+      <w:r>
+        <w:rPr>
+          <w:rFonts w:ascii="游ゴシック" w:cs="游ゴシック" w:eastAsia="游ゴシック" w:hAnsi="游ゴシック"/>
+          <w:sz w:val="21"/>
+          <w:szCs w:val="21"/>
+        </w:rPr>
+        <w:t xml:space="preserve">・繋ぐグループは「生きる準備」の入口を開き、必要な専門家へ橋渡しする結節点の役割</w:t>
+      </w:r>
+    </w:p>
+    <w:p>
+      <w:pPr>
+        <w:spacing w:after="60" w:line="320"/>
+        <w:ind w:left="360"/>
+      </w:pPr>
+      <w:r>
+        <w:rPr>
+          <w:rFonts w:ascii="游ゴシック" w:cs="游ゴシック" w:eastAsia="游ゴシック" w:hAnsi="游ゴシック"/>
+          <w:sz w:val="21"/>
+          <w:szCs w:val="21"/>
+        </w:rPr>
+        <w:t xml:space="preserve">・資格「繋ぐノートサポートアドバイザー®」は金融・保険・福祉・介護・不動産など異業種の人にこそ取得してほしい設計</w:t>
+      </w:r>
+    </w:p>
+    <w:p>
+      <w:pPr>
+        <w:spacing w:after="60" w:before="160"/>
+      </w:pPr>
+      <w:r>
+        <w:rPr>
+          <w:rFonts w:ascii="游ゴシック" w:cs="游ゴシック" w:eastAsia="游ゴシック" w:hAnsi="游ゴシック"/>
+          <w:b/>
+          <w:bCs/>
+          <w:color w:val="9C3B00"/>
+          <w:sz w:val="22"/>
+          <w:szCs w:val="22"/>
+        </w:rPr>
+        <w:t xml:space="preserve">Q18. 士業や金融機関は競合にならないのですか？</w:t>
+      </w:r>
+    </w:p>
+    <w:p>
+      <w:pPr>
+        <w:spacing w:after="120" w:line="330"/>
+      </w:pPr>
+      <w:r>
+        <w:rPr>
+          <w:rFonts w:ascii="游ゴシック" w:cs="游ゴシック" w:eastAsia="游ゴシック" w:hAnsi="游ゴシック"/>
+          <w:sz w:val="21"/>
+          <w:szCs w:val="21"/>
+        </w:rPr>
+        <w:t xml:space="preserve">回答の型：「競争ではなく共存を前提にしています。財産や手続きを争うのではなく、その手前にある『生きる準備』という領域を担当しています。士業や金融機関の方にも資格を取っていただき、一緒に『心置きなく生ききる社会』をつくる仲間になっていただきたいと考えています。」</w:t>
+      </w:r>
+    </w:p>
+    <w:p>
+      <w:pPr>
+        <w:spacing w:after="60" w:before="160"/>
+      </w:pPr>
+      <w:r>
+        <w:rPr>
+          <w:rFonts w:ascii="游ゴシック" w:cs="游ゴシック" w:eastAsia="游ゴシック" w:hAnsi="游ゴシック"/>
+          <w:b/>
+          <w:bCs/>
+          <w:color w:val="9C3B00"/>
+          <w:sz w:val="22"/>
+          <w:szCs w:val="22"/>
+        </w:rPr>
+        <w:t xml:space="preserve">Q19. 「共存」によって御社自身の収益機会が失われませんか？</w:t>
+      </w:r>
+    </w:p>
+    <w:p>
+      <w:pPr>
+        <w:spacing w:after="120" w:line="330"/>
+      </w:pPr>
+      <w:r>
+        <w:rPr>
+          <w:rFonts w:ascii="游ゴシック" w:cs="游ゴシック" w:eastAsia="游ゴシック" w:hAnsi="游ゴシック"/>
+          <w:sz w:val="21"/>
+          <w:szCs w:val="21"/>
+        </w:rPr>
+        <w:t xml:space="preserve">回答の型：「資格取得者が増えるほど、『繋ぐノート』『人生会議』という考え方自体が社会に広がり、相談の入口が増えます。資格講座の受講料収入も、異業種の方が増えるほど拡大するモデルです。共存の輪が広がることが、そのまま事業の成長につながる設計です。」</w:t>
+      </w:r>
+    </w:p>
+    <w:p>
+      <w:pPr>
+        <w:spacing w:after="160" w:line="320"/>
+      </w:pPr>
+      <w:r>
+        <w:rPr>
+          <w:rFonts w:ascii="游ゴシック" w:cs="游ゴシック" w:eastAsia="游ゴシック" w:hAnsi="游ゴシック"/>
+          <w:b/>
+          <w:bCs/>
+          <w:color w:val="C00000"/>
+          <w:sz w:val="21"/>
+          <w:szCs w:val="21"/>
+        </w:rPr>
+        <w:t xml:space="preserve">本番前にこの質問へのご自身の言葉での回答を1つ用意しておくことをおすすめします。</w:t>
       </w:r>
     </w:p>
     <w:p>
@@ -1125,6 +1643,196 @@
                 <w:szCs w:val="20"/>
               </w:rPr>
               <w:t xml:space="preserve">全社統計か個別好事例かを明確に区別して答える</w:t>
+            </w:r>
+          </w:p>
+        </w:tc>
+      </w:tr>
+      <w:tr>
+        <w:tc>
+          <w:tcPr>
+            <w:tcW w:type="dxa" w:w="3350"/>
+          </w:tcPr>
+          <w:p>
+            <w:r>
+              <w:rPr>
+                <w:rFonts w:ascii="游ゴシック" w:cs="游ゴシック" w:eastAsia="游ゴシック" w:hAnsi="游ゴシック"/>
+                <w:b w:val="false"/>
+                <w:bCs w:val="false"/>
+                <w:color w:val="000000"/>
+                <w:sz w:val="20"/>
+                <w:szCs w:val="20"/>
+              </w:rPr>
+              <w:t xml:space="preserve">売上（単体5,000万円／FC全体2億円／グループ全体3億円）</w:t>
+            </w:r>
+          </w:p>
+        </w:tc>
+        <w:tc>
+          <w:tcPr>
+            <w:tcW w:type="dxa" w:w="6000"/>
+          </w:tcPr>
+          <w:p>
+            <w:r>
+              <w:rPr>
+                <w:rFonts w:ascii="游ゴシック" w:cs="游ゴシック" w:eastAsia="游ゴシック" w:hAnsi="游ゴシック"/>
+                <w:b w:val="false"/>
+                <w:bCs w:val="false"/>
+                <w:color w:val="000000"/>
+                <w:sz w:val="20"/>
+                <w:szCs w:val="20"/>
+              </w:rPr>
+              <w:t xml:space="preserve">「なぜ単体が大きくないか＝分散型モデルだから」とセットで即答できるように</w:t>
+            </w:r>
+          </w:p>
+        </w:tc>
+      </w:tr>
+      <w:tr>
+        <w:tc>
+          <w:tcPr>
+            <w:tcW w:type="dxa" w:w="3350"/>
+          </w:tcPr>
+          <w:p>
+            <w:r>
+              <w:rPr>
+                <w:rFonts w:ascii="游ゴシック" w:cs="游ゴシック" w:eastAsia="游ゴシック" w:hAnsi="游ゴシック"/>
+                <w:b w:val="false"/>
+                <w:bCs w:val="false"/>
+                <w:color w:val="000000"/>
+                <w:sz w:val="20"/>
+                <w:szCs w:val="20"/>
+              </w:rPr>
+              <w:t xml:space="preserve">利益率・黒字かどうか</w:t>
+            </w:r>
+          </w:p>
+        </w:tc>
+        <w:tc>
+          <w:tcPr>
+            <w:tcW w:type="dxa" w:w="6000"/>
+          </w:tcPr>
+          <w:p>
+            <w:r>
+              <w:rPr>
+                <w:rFonts w:ascii="游ゴシック" w:cs="游ゴシック" w:eastAsia="游ゴシック" w:hAnsi="游ゴシック"/>
+                <w:b w:val="false"/>
+                <w:bCs w:val="false"/>
+                <w:color w:val="000000"/>
+                <w:sz w:val="20"/>
+                <w:szCs w:val="20"/>
+              </w:rPr>
+              <w:t xml:space="preserve">未共有。概算でよいので本番前に数字を1つ用意</w:t>
+            </w:r>
+          </w:p>
+        </w:tc>
+      </w:tr>
+      <w:tr>
+        <w:tc>
+          <w:tcPr>
+            <w:tcW w:type="dxa" w:w="3350"/>
+          </w:tcPr>
+          <w:p>
+            <w:r>
+              <w:rPr>
+                <w:rFonts w:ascii="游ゴシック" w:cs="游ゴシック" w:eastAsia="游ゴシック" w:hAnsi="游ゴシック"/>
+                <w:b w:val="false"/>
+                <w:bCs w:val="false"/>
+                <w:color w:val="000000"/>
+                <w:sz w:val="20"/>
+                <w:szCs w:val="20"/>
+              </w:rPr>
+              <w:t xml:space="preserve">繋ぐノート5,000部／資格者50名（2年）</w:t>
+            </w:r>
+          </w:p>
+        </w:tc>
+        <w:tc>
+          <w:tcPr>
+            <w:tcW w:type="dxa" w:w="6000"/>
+          </w:tcPr>
+          <w:p>
+            <w:r>
+              <w:rPr>
+                <w:rFonts w:ascii="游ゴシック" w:cs="游ゴシック" w:eastAsia="游ゴシック" w:hAnsi="游ゴシック"/>
+                <w:b w:val="false"/>
+                <w:bCs w:val="false"/>
+                <w:color w:val="000000"/>
+                <w:sz w:val="20"/>
+                <w:szCs w:val="20"/>
+              </w:rPr>
+              <w:t xml:space="preserve">開示するかどうかの最終判断をご本人が行う。開示する場合は「信頼ベースで広げてきた結果」という文脈とセットで</w:t>
+            </w:r>
+          </w:p>
+        </w:tc>
+      </w:tr>
+      <w:tr>
+        <w:tc>
+          <w:tcPr>
+            <w:tcW w:type="dxa" w:w="3350"/>
+          </w:tcPr>
+          <w:p>
+            <w:r>
+              <w:rPr>
+                <w:rFonts w:ascii="游ゴシック" w:cs="游ゴシック" w:eastAsia="游ゴシック" w:hAnsi="游ゴシック"/>
+                <w:b w:val="false"/>
+                <w:bCs w:val="false"/>
+                <w:color w:val="000000"/>
+                <w:sz w:val="20"/>
+                <w:szCs w:val="20"/>
+              </w:rPr>
+              <w:t xml:space="preserve">「2年で資格者50名」と「資格創設2025年」の整合性</w:t>
+            </w:r>
+          </w:p>
+        </w:tc>
+        <w:tc>
+          <w:tcPr>
+            <w:tcW w:type="dxa" w:w="6000"/>
+          </w:tcPr>
+          <w:p>
+            <w:r>
+              <w:rPr>
+                <w:rFonts w:ascii="游ゴシック" w:cs="游ゴシック" w:eastAsia="游ゴシック" w:hAnsi="游ゴシック"/>
+                <w:b w:val="false"/>
+                <w:bCs w:val="false"/>
+                <w:color w:val="000000"/>
+                <w:sz w:val="20"/>
+                <w:szCs w:val="20"/>
+              </w:rPr>
+              <w:t xml:space="preserve">資格創設時期と「2年」の起算点がずれていないか、年表で確認</w:t>
+            </w:r>
+          </w:p>
+        </w:tc>
+      </w:tr>
+      <w:tr>
+        <w:tc>
+          <w:tcPr>
+            <w:tcW w:type="dxa" w:w="3350"/>
+          </w:tcPr>
+          <w:p>
+            <w:r>
+              <w:rPr>
+                <w:rFonts w:ascii="游ゴシック" w:cs="游ゴシック" w:eastAsia="游ゴシック" w:hAnsi="游ゴシック"/>
+                <w:b w:val="false"/>
+                <w:bCs w:val="false"/>
+                <w:color w:val="000000"/>
+                <w:sz w:val="20"/>
+                <w:szCs w:val="20"/>
+              </w:rPr>
+              <w:t xml:space="preserve">3年でFC100事業所</w:t>
+            </w:r>
+          </w:p>
+        </w:tc>
+        <w:tc>
+          <w:tcPr>
+            <w:tcW w:type="dxa" w:w="6000"/>
+          </w:tcPr>
+          <w:p>
+            <w:r>
+              <w:rPr>
+                <w:rFonts w:ascii="游ゴシック" w:cs="游ゴシック" w:eastAsia="游ゴシック" w:hAnsi="游ゴシック"/>
+                <w:b w:val="false"/>
+                <w:bCs w:val="false"/>
+                <w:color w:val="000000"/>
+                <w:sz w:val="20"/>
+                <w:szCs w:val="20"/>
+              </w:rPr>
+              <w:t xml:space="preserve">「過去8年＝実証フェーズ」「今後3年＝拡大フェーズ」という2段階の説明で根拠づける</w:t>
             </w:r>
           </w:p>
         </w:tc>
@@ -1667,6 +2375,62 @@
           <w:szCs w:val="21"/>
         </w:rPr>
         <w:t xml:space="preserve">・収益源の言語化／68.6%の出典確認（最優先）</w:t>
+      </w:r>
+    </w:p>
+    <w:p>
+      <w:pPr>
+        <w:spacing w:after="60" w:line="320"/>
+        <w:ind w:left="360"/>
+      </w:pPr>
+      <w:r>
+        <w:rPr>
+          <w:rFonts w:ascii="游ゴシック" w:cs="游ゴシック" w:eastAsia="游ゴシック" w:hAnsi="游ゴシック"/>
+          <w:sz w:val="21"/>
+          <w:szCs w:val="21"/>
+        </w:rPr>
+        <w:t xml:space="preserve">・繋ぐノート5,000部・資格者50名の数字を開示するか／どう伝えるかを決めておく（推奨：開示＋リフレーミング）</w:t>
+      </w:r>
+    </w:p>
+    <w:p>
+      <w:pPr>
+        <w:spacing w:after="60" w:line="320"/>
+        <w:ind w:left="360"/>
+      </w:pPr>
+      <w:r>
+        <w:rPr>
+          <w:rFonts w:ascii="游ゴシック" w:cs="游ゴシック" w:eastAsia="游ゴシック" w:hAnsi="游ゴシック"/>
+          <w:sz w:val="21"/>
+          <w:szCs w:val="21"/>
+        </w:rPr>
+        <w:t xml:space="preserve">・「利益率・黒字かどうか」の概算を1つ用意しておく</w:t>
+      </w:r>
+    </w:p>
+    <w:p>
+      <w:pPr>
+        <w:spacing w:after="60" w:line="320"/>
+        <w:ind w:left="360"/>
+      </w:pPr>
+      <w:r>
+        <w:rPr>
+          <w:rFonts w:ascii="游ゴシック" w:cs="游ゴシック" w:eastAsia="游ゴシック" w:hAnsi="游ゴシック"/>
+          <w:sz w:val="21"/>
+          <w:szCs w:val="21"/>
+        </w:rPr>
+        <w:t xml:space="preserve">・「過去8年＝実証フェーズ、今後3年＝拡大フェーズ」のストーリーを声に出して練習</w:t>
+      </w:r>
+    </w:p>
+    <w:p>
+      <w:pPr>
+        <w:spacing w:after="60" w:line="320"/>
+        <w:ind w:left="360"/>
+      </w:pPr>
+      <w:r>
+        <w:rPr>
+          <w:rFonts w:ascii="游ゴシック" w:cs="游ゴシック" w:eastAsia="游ゴシック" w:hAnsi="游ゴシック"/>
+          <w:sz w:val="21"/>
+          <w:szCs w:val="21"/>
+        </w:rPr>
+        <w:t xml:space="preserve">・「競争から共存へ」の決め台詞を、自己紹介かクロージングのどちらで言うか決めておく</w:t>
       </w:r>
     </w:p>
     <w:p>

--- a/manuscript/革新ビジネスアワード2026_二次審査準備ノート.docx
+++ b/manuscript/革新ビジネスアワード2026_二次審査準備ノート.docx
@@ -1341,6 +1341,126 @@
           <w:szCs w:val="21"/>
         </w:rPr>
         <w:t xml:space="preserve">本番前にこの質問へのご自身の言葉での回答を1つ用意しておくことをおすすめします。</w:t>
+      </w:r>
+    </w:p>
+    <w:p>
+      <w:pPr>
+        <w:pStyle w:val="Heading2"/>
+        <w:spacing w:after="120" w:before="280"/>
+      </w:pPr>
+      <w:r>
+        <w:rPr>
+          <w:rFonts w:ascii="游ゴシック" w:cs="游ゴシック" w:eastAsia="游ゴシック" w:hAnsi="游ゴシック"/>
+          <w:b/>
+          <w:bCs/>
+          <w:color w:val="444444"/>
+          <w:sz w:val="24"/>
+          <w:szCs w:val="24"/>
+        </w:rPr>
+        <w:t xml:space="preserve">J. 「終活・相続対策と幸福度」の関係 ― 業界で手つかずの着眼点</w:t>
+      </w:r>
+    </w:p>
+    <w:p>
+      <w:pPr>
+        <w:spacing w:after="160" w:line="320"/>
+      </w:pPr>
+      <w:r>
+        <w:rPr>
+          <w:rFonts w:ascii="游ゴシック" w:cs="游ゴシック" w:eastAsia="游ゴシック" w:hAnsi="游ゴシック"/>
+          <w:b/>
+          <w:bCs/>
+          <w:color w:val="C00000"/>
+          <w:sz w:val="21"/>
+          <w:szCs w:val="21"/>
+        </w:rPr>
+        <w:t xml:space="preserve">「終活・相続対策をすること自体が幸福度・QOLを高める」という視点は、業界ではほとんど語られていません。差別化と社会貢献の両方を裏付けられる武器になります。</w:t>
+      </w:r>
+    </w:p>
+    <w:p>
+      <w:pPr>
+        <w:spacing w:after="60" w:line="320"/>
+        <w:ind w:left="360"/>
+      </w:pPr>
+      <w:r>
+        <w:rPr>
+          <w:rFonts w:ascii="游ゴシック" w:cs="游ゴシック" w:eastAsia="游ゴシック" w:hAnsi="游ゴシック"/>
+          <w:sz w:val="21"/>
+          <w:szCs w:val="21"/>
+        </w:rPr>
+        <w:t xml:space="preserve">・①日本の民間調査（相関）：ハルメク生きかた上手研究所（50〜79歳2,016名）調査で、終活を始めている人（44.0%）は幸福度・生活満足度が高い傾向。ただし相関関係であり逆の因果の可能性もある</w:t>
+      </w:r>
+    </w:p>
+    <w:p>
+      <w:pPr>
+        <w:spacing w:after="60" w:line="320"/>
+        <w:ind w:left="360"/>
+      </w:pPr>
+      <w:r>
+        <w:rPr>
+          <w:rFonts w:ascii="游ゴシック" w:cs="游ゴシック" w:eastAsia="游ゴシック" w:hAnsi="游ゴシック"/>
+          <w:sz w:val="21"/>
+          <w:szCs w:val="21"/>
+        </w:rPr>
+        <w:t xml:space="preserve">・②日本の公的調査：内閣府「令和6年度高齢社会対策総合調査」で65歳以上の約6割が終活を実施、最多は「財産以外の所有物の整理」</w:t>
+      </w:r>
+    </w:p>
+    <w:p>
+      <w:pPr>
+        <w:spacing w:after="60" w:line="320"/>
+        <w:ind w:left="360"/>
+      </w:pPr>
+      <w:r>
+        <w:rPr>
+          <w:rFonts w:ascii="游ゴシック" w:cs="游ゴシック" w:eastAsia="游ゴシック" w:hAnsi="游ゴシック"/>
+          <w:sz w:val="21"/>
+          <w:szCs w:val="21"/>
+        </w:rPr>
+        <w:t xml:space="preserve">・③海外の学術研究：ACPは心不全患者のQOL改善（系統的レビュー14試験2,924名）、死別後家族の信頼感向上・不安軽減、小児終末期ケアでの決断後の後悔軽減と関連</w:t>
+      </w:r>
+    </w:p>
+    <w:p>
+      <w:pPr>
+        <w:spacing w:after="60" w:before="160"/>
+      </w:pPr>
+      <w:r>
+        <w:rPr>
+          <w:rFonts w:ascii="游ゴシック" w:cs="游ゴシック" w:eastAsia="游ゴシック" w:hAnsi="游ゴシック"/>
+          <w:b/>
+          <w:bCs/>
+          <w:color w:val="9C3B00"/>
+          <w:sz w:val="22"/>
+          <w:szCs w:val="22"/>
+        </w:rPr>
+        <w:t xml:space="preserve">Q20. 終活・相続対策で具体的にどんな良いことがありますか？感情論でなく根拠は？</w:t>
+      </w:r>
+    </w:p>
+    <w:p>
+      <w:pPr>
+        <w:spacing w:after="120" w:line="330"/>
+      </w:pPr>
+      <w:r>
+        <w:rPr>
+          <w:rFonts w:ascii="游ゴシック" w:cs="游ゴシック" w:eastAsia="游ゴシック" w:hAnsi="游ゴシック"/>
+          <w:sz w:val="21"/>
+          <w:szCs w:val="21"/>
+        </w:rPr>
+        <w:t xml:space="preserve">回答の型：「国内の民間調査でも、終活を始めている方は幸福度・生活満足度が高い傾向が報告されています。もちろん相関関係であり、終活をすれば自動的に幸せになるという単純な話ではありません。しかし海外の研究では、人生会議に家族を巻き込みながら取り組むことで、本人・家族のQOLが向上し、死別後の不安や後悔が軽減されるという報告も出ています。私たちは終活・相続対策を『義務的な準備』ではなく『心置きなく生ききるための、幸福度を高める行為』として再定義し、届けていきたいと考えています。」</w:t>
+      </w:r>
+    </w:p>
+    <w:p>
+      <w:pPr>
+        <w:spacing w:after="160" w:line="320"/>
+      </w:pPr>
+      <w:r>
+        <w:rPr>
+          <w:rFonts w:ascii="游ゴシック" w:cs="游ゴシック" w:eastAsia="游ゴシック" w:hAnsi="游ゴシック"/>
+          <w:b/>
+          <w:bCs/>
+          <w:color w:val="C00000"/>
+          <w:sz w:val="21"/>
+          <w:szCs w:val="21"/>
+        </w:rPr>
+        <w:t xml:space="preserve">注意：因果関係が確立された研究ではないため、「科学的に証明されている」と言い切らず、「相関が報告されている」「研究が示唆している」という誠実な言い回しを徹底してください。</w:t>
       </w:r>
     </w:p>
     <w:p>
@@ -1833,6 +1953,44 @@
                 <w:szCs w:val="20"/>
               </w:rPr>
               <w:t xml:space="preserve">「過去8年＝実証フェーズ」「今後3年＝拡大フェーズ」という2段階の説明で根拠づける</w:t>
+            </w:r>
+          </w:p>
+        </w:tc>
+      </w:tr>
+      <w:tr>
+        <w:tc>
+          <w:tcPr>
+            <w:tcW w:type="dxa" w:w="3350"/>
+          </w:tcPr>
+          <w:p>
+            <w:r>
+              <w:rPr>
+                <w:rFonts w:ascii="游ゴシック" w:cs="游ゴシック" w:eastAsia="游ゴシック" w:hAnsi="游ゴシック"/>
+                <w:b w:val="false"/>
+                <w:bCs w:val="false"/>
+                <w:color w:val="000000"/>
+                <w:sz w:val="20"/>
+                <w:szCs w:val="20"/>
+              </w:rPr>
+              <w:t xml:space="preserve">「終活・相続対策は幸福度を高める」という主張</w:t>
+            </w:r>
+          </w:p>
+        </w:tc>
+        <w:tc>
+          <w:tcPr>
+            <w:tcW w:type="dxa" w:w="6000"/>
+          </w:tcPr>
+          <w:p>
+            <w:r>
+              <w:rPr>
+                <w:rFonts w:ascii="游ゴシック" w:cs="游ゴシック" w:eastAsia="游ゴシック" w:hAnsi="游ゴシック"/>
+                <w:b w:val="false"/>
+                <w:bCs w:val="false"/>
+                <w:color w:val="000000"/>
+                <w:sz w:val="20"/>
+                <w:szCs w:val="20"/>
+              </w:rPr>
+              <w:t xml:space="preserve">相関関係であり因果関係ではないことを認識した上で、「相関が報告されている」という誠実な言い回しで使う</w:t>
             </w:r>
           </w:p>
         </w:tc>
@@ -2431,6 +2589,20 @@
           <w:szCs w:val="21"/>
         </w:rPr>
         <w:t xml:space="preserve">・「競争から共存へ」の決め台詞を、自己紹介かクロージングのどちらで言うか決めておく</w:t>
+      </w:r>
+    </w:p>
+    <w:p>
+      <w:pPr>
+        <w:spacing w:after="60" w:line="320"/>
+        <w:ind w:left="360"/>
+      </w:pPr>
+      <w:r>
+        <w:rPr>
+          <w:rFonts w:ascii="游ゴシック" w:cs="游ゴシック" w:eastAsia="游ゴシック" w:hAnsi="游ゴシック"/>
+          <w:sz w:val="21"/>
+          <w:szCs w:val="21"/>
+        </w:rPr>
+        <w:t xml:space="preserve">・「終活・相続対策と幸福度」の関係を語る場合の言い回し（相関関係であり因果関係ではない点）を事前にすり合わせておく</w:t>
       </w:r>
     </w:p>
     <w:p>

--- a/manuscript/革新ビジネスアワード2026_二次審査準備ノート.docx
+++ b/manuscript/革新ビジネスアワード2026_二次審査準備ノート.docx
@@ -242,6 +242,35 @@
     </w:p>
     <w:p>
       <w:pPr>
+        <w:spacing w:after="60" w:before="160"/>
+      </w:pPr>
+      <w:r>
+        <w:rPr>
+          <w:rFonts w:ascii="游ゴシック" w:cs="游ゴシック" w:eastAsia="游ゴシック" w:hAnsi="游ゴシック"/>
+          <w:b/>
+          <w:bCs/>
+          <w:color w:val="9C3B00"/>
+          <w:sz w:val="22"/>
+          <w:szCs w:val="22"/>
+        </w:rPr>
+        <w:t xml:space="preserve">もう一つの決め台詞（財産ではなく対話が本質）</w:t>
+      </w:r>
+    </w:p>
+    <w:p>
+      <w:pPr>
+        <w:spacing w:after="120" w:line="330"/>
+      </w:pPr>
+      <w:r>
+        <w:rPr>
+          <w:rFonts w:ascii="游ゴシック" w:cs="游ゴシック" w:eastAsia="游ゴシック" w:hAnsi="游ゴシック"/>
+          <w:sz w:val="21"/>
+          <w:szCs w:val="21"/>
+        </w:rPr>
+        <w:t xml:space="preserve">「遺言書やエンディングノートという書類が完成すること自体は、安心をもたらしません。実際に、遺言書を作成したばかりのご夫妻が『生きてる時の不安の方が多すぎて』と語られたケースがあります。大切なのは財産ではなく、誰かと人生について対話することそのもの。それこそが、繋ぐ相続・繋ぐノートサポートアドバイザー®が本当に提供している価値です。」</w:t>
+      </w:r>
+    </w:p>
+    <w:p>
+      <w:pPr>
         <w:pStyle w:val="Heading1"/>
         <w:pBdr>
           <w:bottom w:val="single" w:color="2E5395" w:sz="6" w:space="4"/>
@@ -469,6 +498,35 @@
     </w:p>
     <w:p>
       <w:pPr>
+        <w:spacing w:after="160" w:line="320"/>
+      </w:pPr>
+      <w:r>
+        <w:rPr>
+          <w:rFonts w:ascii="游ゴシック" w:cs="游ゴシック" w:eastAsia="游ゴシック" w:hAnsi="游ゴシック"/>
+          <w:b/>
+          <w:bCs/>
+          <w:color w:val="C00000"/>
+          <w:sz w:val="21"/>
+          <w:szCs w:val="21"/>
+        </w:rPr>
+        <w:t xml:space="preserve">本質的なメッセージ：遺言書・エンディングノートという「書類」の完成自体は安心をもたらさない。本当に安心や幸福につながるのは「対話」そのもの。財産ではなく対話が重要、というのが核心です。</w:t>
+      </w:r>
+    </w:p>
+    <w:p>
+      <w:pPr>
+        <w:spacing w:after="120" w:line="330"/>
+      </w:pPr>
+      <w:r>
+        <w:rPr>
+          <w:rFonts w:ascii="游ゴシック" w:cs="游ゴシック" w:eastAsia="游ゴシック" w:hAnsi="游ゴシック"/>
+          <w:sz w:val="21"/>
+          <w:szCs w:val="21"/>
+        </w:rPr>
+        <w:t xml:space="preserve">実際の相談事例：子どものいない74歳のご夫妻が、遺言書を作成した直後に『遺言書を創っただけで、生きてる時の不安の方が多すぎて』と語ったケース。遺言書は旅立った後の財産の行き先を定めるものだが、生きている間の不安には応えない。『繋ぐノート』が生きている間の不安に向き合うものだと知り、その場で個別相談に至った。この事例は審査で使える最強のエピソードです。</w:t>
+      </w:r>
+    </w:p>
+    <w:p>
+      <w:pPr>
         <w:spacing w:after="60" w:before="160"/>
       </w:pPr>
       <w:r>
@@ -494,7 +552,7 @@
           <w:sz w:val="21"/>
           <w:szCs w:val="21"/>
         </w:rPr>
-        <w:t xml:space="preserve">・エンディングノート：死後の記録が中心 → 繋ぐノートは「生きている間」の対話のきっかけ</w:t>
+        <w:t xml:space="preserve">・エンディングノート・遺言書：書類を完成させることがゴール → 繋ぐノートは対話を続けることがゴール（書類はきっかけに過ぎない）</w:t>
       </w:r>
     </w:p>
     <w:p>
@@ -538,7 +596,7 @@
           <w:sz w:val="22"/>
           <w:szCs w:val="22"/>
         </w:rPr>
-        <w:t xml:space="preserve">Q5. なぜ「相続コンサルタント」ではなく「人生のプロデューサー」なのですか？</w:t>
+        <w:t xml:space="preserve">Q4-2. 遺言書やエンディングノートを既に作っている人には、御社のサービスは不要では？</w:t>
       </w:r>
     </w:p>
     <w:p>
@@ -551,7 +609,7 @@
           <w:sz w:val="21"/>
           <w:szCs w:val="21"/>
         </w:rPr>
-        <w:t xml:space="preserve">代表ご自身の20年の金融経験から来た「財産の専門家」への違和感が原体験のはずです。なぜ疑問を持ったかを30秒で語れるように。</w:t>
+        <w:t xml:space="preserve">回答の型：「むしろ逆です。書類を作成した直後の方ほど『書類はできたのに、生きている間の不安は解消されていない』と気づかれることが多いのです。私たちが提供しているのは書類作成の代行ではなく、本人とご家族が人生について対話を続けるための伴走です。」</w:t>
       </w:r>
     </w:p>
     <w:p>
@@ -567,6 +625,35 @@
           <w:sz w:val="22"/>
           <w:szCs w:val="22"/>
         </w:rPr>
+        <w:t xml:space="preserve">Q5. なぜ「相続コンサルタント」ではなく「人生のプロデューサー」なのですか？</w:t>
+      </w:r>
+    </w:p>
+    <w:p>
+      <w:pPr>
+        <w:spacing w:after="120" w:line="330"/>
+      </w:pPr>
+      <w:r>
+        <w:rPr>
+          <w:rFonts w:ascii="游ゴシック" w:cs="游ゴシック" w:eastAsia="游ゴシック" w:hAnsi="游ゴシック"/>
+          <w:sz w:val="21"/>
+          <w:szCs w:val="21"/>
+        </w:rPr>
+        <w:t xml:space="preserve">代表ご自身の20年の金融経験から来た「財産の専門家」への違和感が原体験のはずです。なぜ疑問を持ったかを30秒で語れるように。</w:t>
+      </w:r>
+    </w:p>
+    <w:p>
+      <w:pPr>
+        <w:spacing w:after="60" w:before="160"/>
+      </w:pPr>
+      <w:r>
+        <w:rPr>
+          <w:rFonts w:ascii="游ゴシック" w:cs="游ゴシック" w:eastAsia="游ゴシック" w:hAnsi="游ゴシック"/>
+          <w:b/>
+          <w:bCs/>
+          <w:color w:val="9C3B00"/>
+          <w:sz w:val="22"/>
+          <w:szCs w:val="22"/>
+        </w:rPr>
         <w:t xml:space="preserve">Q6. 士業資格を持たないことは弱みになりませんか？</w:t>
       </w:r>
     </w:p>
@@ -1415,7 +1502,23 @@
           <w:sz w:val="21"/>
           <w:szCs w:val="21"/>
         </w:rPr>
-        <w:t xml:space="preserve">・③海外の学術研究：ACPは心不全患者のQOL改善（系統的レビュー14試験2,924名）、死別後家族の信頼感向上・不安軽減、小児終末期ケアでの決断後の後悔軽減と関連</w:t>
+        <w:t xml:space="preserve">・③海外の学術研究：ACPは心不全患者のQOL改善（系統的レビュー14試験2,924名、ただしフォローアップを伴い家族を巻き込む場合。単発の書類作成だけでは不十分とも指摘）、死別後家族の信頼感向上・不安軽減、小児終末期ケアでの決断後の後悔軽減と関連</w:t>
+      </w:r>
+    </w:p>
+    <w:p>
+      <w:pPr>
+        <w:spacing w:after="160" w:line="320"/>
+      </w:pPr>
+      <w:r>
+        <w:rPr>
+          <w:rFonts w:ascii="游ゴシック" w:cs="游ゴシック" w:eastAsia="游ゴシック" w:hAnsi="游ゴシック"/>
+          <w:b/>
+          <w:bCs/>
+          <w:color w:val="C00000"/>
+          <w:sz w:val="21"/>
+          <w:szCs w:val="21"/>
+        </w:rPr>
+        <w:t xml:space="preserve">③'重要な補足：QOL改善に効いているのは「ACPという書類を作ったこと」ではなく「家族を巻き込み対話があったこと」。これはご本人の核心メッセージ『財産ではなく対話が重要』と構造的に一致します。「終活をすれば幸せになる」という曖昧な相関ではなく「対話の有無」というメカニズムに絞って語ることで、厳密性のある説明になります。</w:t>
       </w:r>
     </w:p>
     <w:p>
@@ -1444,7 +1547,7 @@
           <w:sz w:val="21"/>
           <w:szCs w:val="21"/>
         </w:rPr>
-        <w:t xml:space="preserve">回答の型：「国内の民間調査でも、終活を始めている方は幸福度・生活満足度が高い傾向が報告されています。もちろん相関関係であり、終活をすれば自動的に幸せになるという単純な話ではありません。しかし海外の研究では、人生会議に家族を巻き込みながら取り組むことで、本人・家族のQOLが向上し、死別後の不安や後悔が軽減されるという報告も出ています。私たちは終活・相続対策を『義務的な準備』ではなく『心置きなく生ききるための、幸福度を高める行為』として再定義し、届けていきたいと考えています。」</w:t>
+        <w:t xml:space="preserve">回答の型：「国内の民間調査でも、終活を始めている方は幸福度・生活満足度が高い傾向が報告されています。ただし重要なのは書類を作ること自体ではありません。海外の研究でも、ACPの効果は書類作成だけでは不十分で、家族を巻き込んだ対話が伴って初めてQOLの向上につながると報告されています。実際に、遺言書を作成したばかりのご夫妻が『書類はできたのに、生きている時の不安の方が多すぎて』と語られたケースもありました。財産ではなく、対話そのものが、心置きなく生ききるための鍵だと考えています。」</w:t>
       </w:r>
     </w:p>
     <w:p>
